--- a/Knowledge/3-Work knowledge/1-Software Engineering/2-Testing/5-My Source/1-ISTQB Foundation Level/2-Common Test Roles/2-Test Manager.docx
+++ b/Knowledge/3-Work knowledge/1-Software Engineering/2-Testing/5-My Source/1-ISTQB Foundation Level/2-Common Test Roles/2-Test Manager.docx
@@ -34,60 +34,77 @@
       </w:pPr>
       <w:r>
         <w:rPr>
-          <w:b/>
-          <w:shd w:val="clear" w:color="auto" w:fill="B7B7B7"/>
-        </w:rPr>
-        <w:t># Source</w:t>
-      </w:r>
-      <w:r>
-        <w:rPr>
-          <w:shd w:val="clear" w:color="auto" w:fill="B7B7B7"/>
-        </w:rPr>
-        <w:t xml:space="preserve">: </w:t>
-      </w:r>
-      <w:proofErr w:type="spellStart"/>
-      <w:r>
-        <w:rPr>
-          <w:b/>
-          <w:shd w:val="clear" w:color="auto" w:fill="B7B7B7"/>
-        </w:rPr>
-        <w:t>Chatgpt</w:t>
-      </w:r>
-      <w:proofErr w:type="spellEnd"/>
-      <w:r>
-        <w:rPr>
-          <w:b/>
-          <w:shd w:val="clear" w:color="auto" w:fill="B7B7B7"/>
-        </w:rPr>
-        <w:t xml:space="preserve"> </w:t>
-      </w:r>
-      <w:r>
-        <w:rPr>
-          <w:b/>
-          <w:sz w:val="14"/>
-          <w:szCs w:val="14"/>
-          <w:shd w:val="clear" w:color="auto" w:fill="B7B7B7"/>
-        </w:rPr>
-        <w:t>(GPT</w:t>
-      </w:r>
-      <w:r>
-        <w:rPr>
-          <w:rFonts w:ascii="Cambria Math" w:hAnsi="Cambria Math" w:cs="Cambria Math"/>
-          <w:b/>
-          <w:sz w:val="14"/>
-          <w:szCs w:val="14"/>
-          <w:shd w:val="clear" w:color="auto" w:fill="B7B7B7"/>
+          <w:rFonts w:ascii="Arial" w:eastAsia="Arial" w:hAnsi="Arial" w:cs="Arial"/>
+          <w:b/>
+          <w:color w:val="000000"/>
+          <w:sz w:val="18"/>
+          <w:highlight w:val="lightGray"/>
+        </w:rPr>
+        <w:t># Source: AI Source: Provided by: [Data Path</w:t>
+      </w:r>
+      <w:r>
+        <w:rPr>
+          <w:rFonts w:ascii="Arial" w:eastAsia="Arial" w:hAnsi="Arial" w:cs="Arial"/>
+          <w:color w:val="000000"/>
+          <w:sz w:val="18"/>
+          <w:highlight w:val="lightGray"/>
+        </w:rPr>
+        <w:t xml:space="preserve">: Persons Table -&gt; ID Column: 1, Name_En Column: Motasem Essam] -&gt; </w:t>
+      </w:r>
+      <w:r>
+        <w:rPr>
+          <w:rFonts w:ascii="Arial" w:eastAsia="Arial" w:hAnsi="Arial" w:cs="Arial"/>
+          <w:b/>
+          <w:color w:val="000000"/>
+          <w:sz w:val="18"/>
+          <w:highlight w:val="lightGray"/>
+        </w:rPr>
+        <w:t>From:</w:t>
+      </w:r>
+      <w:r>
+        <w:rPr>
+          <w:rFonts w:ascii="Arial" w:eastAsia="Arial" w:hAnsi="Arial" w:cs="Arial"/>
+          <w:color w:val="000000"/>
+          <w:sz w:val="18"/>
+          <w:highlight w:val="lightGray"/>
+        </w:rPr>
+        <w:t xml:space="preserve"> [Chatgpt (GPT</w:t>
+      </w:r>
+      <w:r>
+        <w:rPr>
+          <w:rFonts w:ascii="Arial" w:eastAsia="Arial" w:hAnsi="Arial" w:cs="Cambria Math"/>
+          <w:color w:val="000000"/>
+          <w:sz w:val="18"/>
+          <w:highlight w:val="lightGray"/>
         </w:rPr>
         <w:t>‑</w:t>
       </w:r>
       <w:r>
         <w:rPr>
-          <w:b/>
-          <w:sz w:val="14"/>
-          <w:szCs w:val="14"/>
-          <w:shd w:val="clear" w:color="auto" w:fill="B7B7B7"/>
-        </w:rPr>
-        <w:t>5 Mini) at [8/22/2025]</w:t>
+          <w:rFonts w:ascii="Arial" w:eastAsia="Arial" w:hAnsi="Arial" w:cs="Arial"/>
+          <w:color w:val="000000"/>
+          <w:sz w:val="18"/>
+          <w:highlight w:val="lightGray"/>
+        </w:rPr>
+        <w:t xml:space="preserve">5 Mini)] </w:t>
+      </w:r>
+      <w:r>
+        <w:rPr>
+          <w:rFonts w:ascii="Arial" w:eastAsia="Arial" w:hAnsi="Arial" w:cs="Arial"/>
+          <w:b/>
+          <w:color w:val="000000"/>
+          <w:sz w:val="18"/>
+          <w:highlight w:val="lightGray"/>
+        </w:rPr>
+        <w:t>on</w:t>
+      </w:r>
+      <w:r>
+        <w:rPr>
+          <w:rFonts w:ascii="Arial" w:eastAsia="Arial" w:hAnsi="Arial"/>
+          <w:sz w:val="18"/>
+          <w:highlight w:val="lightGray"/>
+        </w:rPr>
+        <w:t xml:space="preserve"> [8/22/2025]</w:t>
       </w:r>
     </w:p>
     <w:p>
@@ -145,7 +162,7 @@
     </w:p>
     <w:p>
       <w:r>
-        <w:pict w14:anchorId="1F7342F7">
+        <w:pict w14:anchorId="0396DE61">
           <v:rect id="_x0000_i1025" style="width:0;height:1.5pt" o:hralign="center" o:hrstd="t" o:hr="t" fillcolor="#a0a0a0" stroked="f"/>
         </w:pict>
       </w:r>
@@ -169,60 +186,77 @@
       </w:pPr>
       <w:r>
         <w:rPr>
-          <w:b/>
-          <w:shd w:val="clear" w:color="auto" w:fill="B7B7B7"/>
-        </w:rPr>
-        <w:t># Source</w:t>
-      </w:r>
-      <w:r>
-        <w:rPr>
-          <w:shd w:val="clear" w:color="auto" w:fill="B7B7B7"/>
-        </w:rPr>
-        <w:t xml:space="preserve">: </w:t>
-      </w:r>
-      <w:proofErr w:type="spellStart"/>
-      <w:r>
-        <w:rPr>
-          <w:b/>
-          <w:shd w:val="clear" w:color="auto" w:fill="B7B7B7"/>
-        </w:rPr>
-        <w:t>Chatgpt</w:t>
-      </w:r>
-      <w:proofErr w:type="spellEnd"/>
-      <w:r>
-        <w:rPr>
-          <w:b/>
-          <w:shd w:val="clear" w:color="auto" w:fill="B7B7B7"/>
-        </w:rPr>
-        <w:t xml:space="preserve"> </w:t>
-      </w:r>
-      <w:r>
-        <w:rPr>
-          <w:b/>
-          <w:sz w:val="14"/>
-          <w:szCs w:val="14"/>
-          <w:shd w:val="clear" w:color="auto" w:fill="B7B7B7"/>
-        </w:rPr>
-        <w:t>(GPT</w:t>
-      </w:r>
-      <w:r>
-        <w:rPr>
-          <w:rFonts w:ascii="Cambria Math" w:hAnsi="Cambria Math" w:cs="Cambria Math"/>
-          <w:b/>
-          <w:sz w:val="14"/>
-          <w:szCs w:val="14"/>
-          <w:shd w:val="clear" w:color="auto" w:fill="B7B7B7"/>
+          <w:rFonts w:ascii="Arial" w:eastAsia="Arial" w:hAnsi="Arial" w:cs="Arial"/>
+          <w:b/>
+          <w:color w:val="000000"/>
+          <w:sz w:val="18"/>
+          <w:highlight w:val="lightGray"/>
+        </w:rPr>
+        <w:t># Source: AI Source: Provided by: [Data Path</w:t>
+      </w:r>
+      <w:r>
+        <w:rPr>
+          <w:rFonts w:ascii="Arial" w:eastAsia="Arial" w:hAnsi="Arial" w:cs="Arial"/>
+          <w:color w:val="000000"/>
+          <w:sz w:val="18"/>
+          <w:highlight w:val="lightGray"/>
+        </w:rPr>
+        <w:t xml:space="preserve">: Persons Table -&gt; ID Column: 1, Name_En Column: Motasem Essam] -&gt; </w:t>
+      </w:r>
+      <w:r>
+        <w:rPr>
+          <w:rFonts w:ascii="Arial" w:eastAsia="Arial" w:hAnsi="Arial" w:cs="Arial"/>
+          <w:b/>
+          <w:color w:val="000000"/>
+          <w:sz w:val="18"/>
+          <w:highlight w:val="lightGray"/>
+        </w:rPr>
+        <w:t>From:</w:t>
+      </w:r>
+      <w:r>
+        <w:rPr>
+          <w:rFonts w:ascii="Arial" w:eastAsia="Arial" w:hAnsi="Arial" w:cs="Arial"/>
+          <w:color w:val="000000"/>
+          <w:sz w:val="18"/>
+          <w:highlight w:val="lightGray"/>
+        </w:rPr>
+        <w:t xml:space="preserve"> [Chatgpt (GPT</w:t>
+      </w:r>
+      <w:r>
+        <w:rPr>
+          <w:rFonts w:ascii="Arial" w:eastAsia="Arial" w:hAnsi="Arial" w:cs="Cambria Math"/>
+          <w:color w:val="000000"/>
+          <w:sz w:val="18"/>
+          <w:highlight w:val="lightGray"/>
         </w:rPr>
         <w:t>‑</w:t>
       </w:r>
       <w:r>
         <w:rPr>
-          <w:b/>
-          <w:sz w:val="14"/>
-          <w:szCs w:val="14"/>
-          <w:shd w:val="clear" w:color="auto" w:fill="B7B7B7"/>
-        </w:rPr>
-        <w:t>5 Mini) at [8/22/2025]</w:t>
+          <w:rFonts w:ascii="Arial" w:eastAsia="Arial" w:hAnsi="Arial" w:cs="Arial"/>
+          <w:color w:val="000000"/>
+          <w:sz w:val="18"/>
+          <w:highlight w:val="lightGray"/>
+        </w:rPr>
+        <w:t xml:space="preserve">5 Mini)] </w:t>
+      </w:r>
+      <w:r>
+        <w:rPr>
+          <w:rFonts w:ascii="Arial" w:eastAsia="Arial" w:hAnsi="Arial" w:cs="Arial"/>
+          <w:b/>
+          <w:color w:val="000000"/>
+          <w:sz w:val="18"/>
+          <w:highlight w:val="lightGray"/>
+        </w:rPr>
+        <w:t>on</w:t>
+      </w:r>
+      <w:r>
+        <w:rPr>
+          <w:rFonts w:ascii="Arial" w:eastAsia="Arial" w:hAnsi="Arial"/>
+          <w:sz w:val="18"/>
+          <w:highlight w:val="lightGray"/>
+        </w:rPr>
+        <w:t xml:space="preserve"> [8/22/2025]</w:t>
       </w:r>
     </w:p>
     <w:p>
@@ -231,7 +265,7 @@
           <w:ilvl w:val="0"/>
           <w:numId w:val="1"/>
         </w:numPr>
-        <w:spacing w:before="240"/>
+        <w:spacing w:before="240" w:after="0" w:line="276" w:lineRule="auto"/>
         <w:rPr>
           <w:rFonts w:ascii="Roboto Mono" w:eastAsia="Roboto Mono" w:hAnsi="Roboto Mono" w:cs="Roboto Mono"/>
         </w:rPr>
@@ -257,6 +291,7 @@
           <w:ilvl w:val="1"/>
           <w:numId w:val="1"/>
         </w:numPr>
+        <w:spacing w:after="0" w:line="276" w:lineRule="auto"/>
       </w:pPr>
       <w:r>
         <w:rPr>
@@ -290,6 +325,7 @@
           <w:ilvl w:val="1"/>
           <w:numId w:val="1"/>
         </w:numPr>
+        <w:spacing w:after="0" w:line="276" w:lineRule="auto"/>
       </w:pPr>
       <w:r>
         <w:rPr>
@@ -323,6 +359,7 @@
           <w:ilvl w:val="0"/>
           <w:numId w:val="1"/>
         </w:numPr>
+        <w:spacing w:after="0" w:line="276" w:lineRule="auto"/>
         <w:rPr>
           <w:rFonts w:ascii="Roboto Mono" w:eastAsia="Roboto Mono" w:hAnsi="Roboto Mono" w:cs="Roboto Mono"/>
         </w:rPr>
@@ -348,6 +385,7 @@
           <w:ilvl w:val="1"/>
           <w:numId w:val="1"/>
         </w:numPr>
+        <w:spacing w:after="0" w:line="276" w:lineRule="auto"/>
       </w:pPr>
       <w:r>
         <w:rPr>
@@ -381,6 +419,7 @@
           <w:ilvl w:val="1"/>
           <w:numId w:val="1"/>
         </w:numPr>
+        <w:spacing w:after="0" w:line="276" w:lineRule="auto"/>
       </w:pPr>
       <w:r>
         <w:rPr>
@@ -414,6 +453,7 @@
           <w:ilvl w:val="0"/>
           <w:numId w:val="1"/>
         </w:numPr>
+        <w:spacing w:after="0" w:line="276" w:lineRule="auto"/>
         <w:rPr>
           <w:rFonts w:ascii="Roboto Mono" w:eastAsia="Roboto Mono" w:hAnsi="Roboto Mono" w:cs="Roboto Mono"/>
         </w:rPr>
@@ -439,6 +479,7 @@
           <w:ilvl w:val="1"/>
           <w:numId w:val="1"/>
         </w:numPr>
+        <w:spacing w:after="0" w:line="276" w:lineRule="auto"/>
       </w:pPr>
       <w:r>
         <w:rPr>
@@ -472,6 +513,7 @@
           <w:ilvl w:val="1"/>
           <w:numId w:val="1"/>
         </w:numPr>
+        <w:spacing w:after="0" w:line="276" w:lineRule="auto"/>
       </w:pPr>
       <w:r>
         <w:rPr>
@@ -505,6 +547,7 @@
           <w:ilvl w:val="1"/>
           <w:numId w:val="1"/>
         </w:numPr>
+        <w:spacing w:after="0" w:line="276" w:lineRule="auto"/>
       </w:pPr>
       <w:r>
         <w:rPr>
@@ -538,6 +581,7 @@
           <w:ilvl w:val="0"/>
           <w:numId w:val="1"/>
         </w:numPr>
+        <w:spacing w:after="0" w:line="276" w:lineRule="auto"/>
         <w:rPr>
           <w:rFonts w:ascii="Roboto Mono" w:eastAsia="Roboto Mono" w:hAnsi="Roboto Mono" w:cs="Roboto Mono"/>
         </w:rPr>
@@ -563,12 +607,12 @@
           <w:ilvl w:val="1"/>
           <w:numId w:val="1"/>
         </w:numPr>
-      </w:pPr>
-      <w:r>
-        <w:rPr>
-          <w:rFonts w:ascii="Roboto Mono" w:eastAsia="Roboto Mono" w:hAnsi="Roboto Mono" w:cs="Roboto Mono"/>
-        </w:rPr>
-        <w:lastRenderedPageBreak/>
+        <w:spacing w:after="0" w:line="276" w:lineRule="auto"/>
+      </w:pPr>
+      <w:r>
+        <w:rPr>
+          <w:rFonts w:ascii="Roboto Mono" w:eastAsia="Roboto Mono" w:hAnsi="Roboto Mono" w:cs="Roboto Mono"/>
+        </w:rPr>
         <w:t xml:space="preserve">Identify </w:t>
       </w:r>
       <w:r>
@@ -597,6 +641,7 @@
           <w:ilvl w:val="0"/>
           <w:numId w:val="1"/>
         </w:numPr>
+        <w:spacing w:after="0" w:line="276" w:lineRule="auto"/>
         <w:rPr>
           <w:rFonts w:ascii="Roboto Mono" w:eastAsia="Roboto Mono" w:hAnsi="Roboto Mono" w:cs="Roboto Mono"/>
         </w:rPr>
@@ -622,6 +667,7 @@
           <w:ilvl w:val="1"/>
           <w:numId w:val="1"/>
         </w:numPr>
+        <w:spacing w:after="0" w:line="276" w:lineRule="auto"/>
       </w:pPr>
       <w:r>
         <w:rPr>
@@ -655,6 +701,7 @@
           <w:ilvl w:val="1"/>
           <w:numId w:val="1"/>
         </w:numPr>
+        <w:spacing w:after="0" w:line="276" w:lineRule="auto"/>
       </w:pPr>
       <w:r>
         <w:rPr>
@@ -688,6 +735,7 @@
           <w:ilvl w:val="0"/>
           <w:numId w:val="1"/>
         </w:numPr>
+        <w:spacing w:after="0" w:line="276" w:lineRule="auto"/>
         <w:rPr>
           <w:rFonts w:ascii="Roboto Mono" w:eastAsia="Roboto Mono" w:hAnsi="Roboto Mono" w:cs="Roboto Mono"/>
         </w:rPr>
@@ -713,7 +761,7 @@
           <w:ilvl w:val="1"/>
           <w:numId w:val="1"/>
         </w:numPr>
-        <w:spacing w:after="240"/>
+        <w:spacing w:after="240" w:line="276" w:lineRule="auto"/>
       </w:pPr>
       <w:r>
         <w:rPr>
@@ -743,7 +791,7 @@
     </w:p>
     <w:p>
       <w:r>
-        <w:pict w14:anchorId="23DCC42A">
+        <w:pict w14:anchorId="4DDDEA82">
           <v:rect id="_x0000_i1026" style="width:0;height:1.5pt" o:hralign="center" o:hrstd="t" o:hr="t" fillcolor="#a0a0a0" stroked="f"/>
         </w:pict>
       </w:r>
@@ -767,60 +815,77 @@
       </w:pPr>
       <w:r>
         <w:rPr>
-          <w:b/>
-          <w:shd w:val="clear" w:color="auto" w:fill="B7B7B7"/>
-        </w:rPr>
-        <w:t># Source</w:t>
-      </w:r>
-      <w:r>
-        <w:rPr>
-          <w:shd w:val="clear" w:color="auto" w:fill="B7B7B7"/>
-        </w:rPr>
-        <w:t xml:space="preserve">: </w:t>
-      </w:r>
-      <w:proofErr w:type="spellStart"/>
-      <w:r>
-        <w:rPr>
-          <w:b/>
-          <w:shd w:val="clear" w:color="auto" w:fill="B7B7B7"/>
-        </w:rPr>
-        <w:t>Chatgpt</w:t>
-      </w:r>
-      <w:proofErr w:type="spellEnd"/>
-      <w:r>
-        <w:rPr>
-          <w:b/>
-          <w:shd w:val="clear" w:color="auto" w:fill="B7B7B7"/>
-        </w:rPr>
-        <w:t xml:space="preserve"> </w:t>
-      </w:r>
-      <w:r>
-        <w:rPr>
-          <w:b/>
-          <w:sz w:val="14"/>
-          <w:szCs w:val="14"/>
-          <w:shd w:val="clear" w:color="auto" w:fill="B7B7B7"/>
-        </w:rPr>
-        <w:t>(GPT</w:t>
-      </w:r>
-      <w:r>
-        <w:rPr>
-          <w:rFonts w:ascii="Cambria Math" w:hAnsi="Cambria Math" w:cs="Cambria Math"/>
-          <w:b/>
-          <w:sz w:val="14"/>
-          <w:szCs w:val="14"/>
-          <w:shd w:val="clear" w:color="auto" w:fill="B7B7B7"/>
+          <w:rFonts w:ascii="Arial" w:eastAsia="Arial" w:hAnsi="Arial" w:cs="Arial"/>
+          <w:b/>
+          <w:color w:val="000000"/>
+          <w:sz w:val="18"/>
+          <w:highlight w:val="lightGray"/>
+        </w:rPr>
+        <w:t># Source: AI Source: Provided by: [Data Path</w:t>
+      </w:r>
+      <w:r>
+        <w:rPr>
+          <w:rFonts w:ascii="Arial" w:eastAsia="Arial" w:hAnsi="Arial" w:cs="Arial"/>
+          <w:color w:val="000000"/>
+          <w:sz w:val="18"/>
+          <w:highlight w:val="lightGray"/>
+        </w:rPr>
+        <w:t xml:space="preserve">: Persons Table -&gt; ID Column: 1, Name_En Column: Motasem Essam] -&gt; </w:t>
+      </w:r>
+      <w:r>
+        <w:rPr>
+          <w:rFonts w:ascii="Arial" w:eastAsia="Arial" w:hAnsi="Arial" w:cs="Arial"/>
+          <w:b/>
+          <w:color w:val="000000"/>
+          <w:sz w:val="18"/>
+          <w:highlight w:val="lightGray"/>
+        </w:rPr>
+        <w:t>From:</w:t>
+      </w:r>
+      <w:r>
+        <w:rPr>
+          <w:rFonts w:ascii="Arial" w:eastAsia="Arial" w:hAnsi="Arial" w:cs="Arial"/>
+          <w:color w:val="000000"/>
+          <w:sz w:val="18"/>
+          <w:highlight w:val="lightGray"/>
+        </w:rPr>
+        <w:t xml:space="preserve"> [Chatgpt (GPT</w:t>
+      </w:r>
+      <w:r>
+        <w:rPr>
+          <w:rFonts w:ascii="Arial" w:eastAsia="Arial" w:hAnsi="Arial" w:cs="Cambria Math"/>
+          <w:color w:val="000000"/>
+          <w:sz w:val="18"/>
+          <w:highlight w:val="lightGray"/>
         </w:rPr>
         <w:t>‑</w:t>
       </w:r>
       <w:r>
         <w:rPr>
-          <w:b/>
-          <w:sz w:val="14"/>
-          <w:szCs w:val="14"/>
-          <w:shd w:val="clear" w:color="auto" w:fill="B7B7B7"/>
-        </w:rPr>
-        <w:t>5 Mini) at [8/22/2025]</w:t>
+          <w:rFonts w:ascii="Arial" w:eastAsia="Arial" w:hAnsi="Arial" w:cs="Arial"/>
+          <w:color w:val="000000"/>
+          <w:sz w:val="18"/>
+          <w:highlight w:val="lightGray"/>
+        </w:rPr>
+        <w:t xml:space="preserve">5 Mini)] </w:t>
+      </w:r>
+      <w:r>
+        <w:rPr>
+          <w:rFonts w:ascii="Arial" w:eastAsia="Arial" w:hAnsi="Arial" w:cs="Arial"/>
+          <w:b/>
+          <w:color w:val="000000"/>
+          <w:sz w:val="18"/>
+          <w:highlight w:val="lightGray"/>
+        </w:rPr>
+        <w:t>on</w:t>
+      </w:r>
+      <w:r>
+        <w:rPr>
+          <w:rFonts w:ascii="Arial" w:eastAsia="Arial" w:hAnsi="Arial"/>
+          <w:sz w:val="18"/>
+          <w:highlight w:val="lightGray"/>
+        </w:rPr>
+        <w:t xml:space="preserve"> [8/22/2025]</w:t>
       </w:r>
     </w:p>
     <w:p>
@@ -829,7 +894,7 @@
           <w:ilvl w:val="0"/>
           <w:numId w:val="2"/>
         </w:numPr>
-        <w:spacing w:before="240"/>
+        <w:spacing w:before="240" w:after="0" w:line="276" w:lineRule="auto"/>
       </w:pPr>
       <w:r>
         <w:rPr>
@@ -863,6 +928,7 @@
           <w:ilvl w:val="0"/>
           <w:numId w:val="2"/>
         </w:numPr>
+        <w:spacing w:after="0" w:line="276" w:lineRule="auto"/>
       </w:pPr>
       <w:r>
         <w:rPr>
@@ -890,6 +956,7 @@
           <w:ilvl w:val="0"/>
           <w:numId w:val="2"/>
         </w:numPr>
+        <w:spacing w:after="0" w:line="276" w:lineRule="auto"/>
       </w:pPr>
       <w:r>
         <w:rPr>
@@ -917,6 +984,7 @@
           <w:ilvl w:val="0"/>
           <w:numId w:val="2"/>
         </w:numPr>
+        <w:spacing w:after="0" w:line="276" w:lineRule="auto"/>
       </w:pPr>
       <w:r>
         <w:rPr>
@@ -950,7 +1018,7 @@
           <w:ilvl w:val="0"/>
           <w:numId w:val="2"/>
         </w:numPr>
-        <w:spacing w:after="240"/>
+        <w:spacing w:after="240" w:line="276" w:lineRule="auto"/>
       </w:pPr>
       <w:r>
         <w:rPr>
@@ -977,7 +1045,7 @@
     </w:p>
     <w:p>
       <w:r>
-        <w:pict w14:anchorId="675E4F34">
+        <w:pict w14:anchorId="557A4AB4">
           <v:rect id="_x0000_i1027" style="width:0;height:1.5pt" o:hralign="center" o:hrstd="t" o:hr="t" fillcolor="#a0a0a0" stroked="f"/>
         </w:pict>
       </w:r>
@@ -1001,60 +1069,77 @@
       </w:pPr>
       <w:r>
         <w:rPr>
-          <w:b/>
-          <w:shd w:val="clear" w:color="auto" w:fill="B7B7B7"/>
-        </w:rPr>
-        <w:t># Source</w:t>
-      </w:r>
-      <w:r>
-        <w:rPr>
-          <w:shd w:val="clear" w:color="auto" w:fill="B7B7B7"/>
-        </w:rPr>
-        <w:t xml:space="preserve">: </w:t>
-      </w:r>
-      <w:proofErr w:type="spellStart"/>
-      <w:r>
-        <w:rPr>
-          <w:b/>
-          <w:shd w:val="clear" w:color="auto" w:fill="B7B7B7"/>
-        </w:rPr>
-        <w:t>Chatgpt</w:t>
-      </w:r>
-      <w:proofErr w:type="spellEnd"/>
-      <w:r>
-        <w:rPr>
-          <w:b/>
-          <w:shd w:val="clear" w:color="auto" w:fill="B7B7B7"/>
-        </w:rPr>
-        <w:t xml:space="preserve"> </w:t>
-      </w:r>
-      <w:r>
-        <w:rPr>
-          <w:b/>
-          <w:sz w:val="14"/>
-          <w:szCs w:val="14"/>
-          <w:shd w:val="clear" w:color="auto" w:fill="B7B7B7"/>
-        </w:rPr>
-        <w:t>(GPT</w:t>
-      </w:r>
-      <w:r>
-        <w:rPr>
-          <w:rFonts w:ascii="Cambria Math" w:hAnsi="Cambria Math" w:cs="Cambria Math"/>
-          <w:b/>
-          <w:sz w:val="14"/>
-          <w:szCs w:val="14"/>
-          <w:shd w:val="clear" w:color="auto" w:fill="B7B7B7"/>
+          <w:rFonts w:ascii="Arial" w:eastAsia="Arial" w:hAnsi="Arial" w:cs="Arial"/>
+          <w:b/>
+          <w:color w:val="000000"/>
+          <w:sz w:val="18"/>
+          <w:highlight w:val="lightGray"/>
+        </w:rPr>
+        <w:t># Source: AI Source: Provided by: [Data Path</w:t>
+      </w:r>
+      <w:r>
+        <w:rPr>
+          <w:rFonts w:ascii="Arial" w:eastAsia="Arial" w:hAnsi="Arial" w:cs="Arial"/>
+          <w:color w:val="000000"/>
+          <w:sz w:val="18"/>
+          <w:highlight w:val="lightGray"/>
+        </w:rPr>
+        <w:t xml:space="preserve">: Persons Table -&gt; ID Column: 1, Name_En Column: Motasem Essam] -&gt; </w:t>
+      </w:r>
+      <w:r>
+        <w:rPr>
+          <w:rFonts w:ascii="Arial" w:eastAsia="Arial" w:hAnsi="Arial" w:cs="Arial"/>
+          <w:b/>
+          <w:color w:val="000000"/>
+          <w:sz w:val="18"/>
+          <w:highlight w:val="lightGray"/>
+        </w:rPr>
+        <w:t>From:</w:t>
+      </w:r>
+      <w:r>
+        <w:rPr>
+          <w:rFonts w:ascii="Arial" w:eastAsia="Arial" w:hAnsi="Arial" w:cs="Arial"/>
+          <w:color w:val="000000"/>
+          <w:sz w:val="18"/>
+          <w:highlight w:val="lightGray"/>
+        </w:rPr>
+        <w:t xml:space="preserve"> [Chatgpt (GPT</w:t>
+      </w:r>
+      <w:r>
+        <w:rPr>
+          <w:rFonts w:ascii="Arial" w:eastAsia="Arial" w:hAnsi="Arial" w:cs="Cambria Math"/>
+          <w:color w:val="000000"/>
+          <w:sz w:val="18"/>
+          <w:highlight w:val="lightGray"/>
         </w:rPr>
         <w:t>‑</w:t>
       </w:r>
       <w:r>
         <w:rPr>
-          <w:b/>
-          <w:sz w:val="14"/>
-          <w:szCs w:val="14"/>
-          <w:shd w:val="clear" w:color="auto" w:fill="B7B7B7"/>
-        </w:rPr>
-        <w:t>5 Mini) at [8/22/2025]</w:t>
+          <w:rFonts w:ascii="Arial" w:eastAsia="Arial" w:hAnsi="Arial" w:cs="Arial"/>
+          <w:color w:val="000000"/>
+          <w:sz w:val="18"/>
+          <w:highlight w:val="lightGray"/>
+        </w:rPr>
+        <w:t xml:space="preserve">5 Mini)] </w:t>
+      </w:r>
+      <w:r>
+        <w:rPr>
+          <w:rFonts w:ascii="Arial" w:eastAsia="Arial" w:hAnsi="Arial" w:cs="Arial"/>
+          <w:b/>
+          <w:color w:val="000000"/>
+          <w:sz w:val="18"/>
+          <w:highlight w:val="lightGray"/>
+        </w:rPr>
+        <w:t>on</w:t>
+      </w:r>
+      <w:r>
+        <w:rPr>
+          <w:rFonts w:ascii="Arial" w:eastAsia="Arial" w:hAnsi="Arial"/>
+          <w:sz w:val="18"/>
+          <w:highlight w:val="lightGray"/>
+        </w:rPr>
+        <w:t xml:space="preserve"> [8/22/2025]</w:t>
       </w:r>
     </w:p>
     <w:p>
@@ -1063,17 +1148,16 @@
           <w:ilvl w:val="0"/>
           <w:numId w:val="3"/>
         </w:numPr>
-        <w:spacing w:before="240"/>
-        <w:rPr>
-          <w:rFonts w:ascii="Roboto Mono" w:eastAsia="Roboto Mono" w:hAnsi="Roboto Mono" w:cs="Roboto Mono"/>
-        </w:rPr>
-      </w:pPr>
-      <w:r>
-        <w:rPr>
-          <w:rFonts w:ascii="Roboto Mono" w:eastAsia="Roboto Mono" w:hAnsi="Roboto Mono" w:cs="Roboto Mono"/>
-          <w:b/>
-        </w:rPr>
-        <w:lastRenderedPageBreak/>
+        <w:spacing w:before="240" w:after="0" w:line="276" w:lineRule="auto"/>
+        <w:rPr>
+          <w:rFonts w:ascii="Roboto Mono" w:eastAsia="Roboto Mono" w:hAnsi="Roboto Mono" w:cs="Roboto Mono"/>
+        </w:rPr>
+      </w:pPr>
+      <w:r>
+        <w:rPr>
+          <w:rFonts w:ascii="Roboto Mono" w:eastAsia="Roboto Mono" w:hAnsi="Roboto Mono" w:cs="Roboto Mono"/>
+          <w:b/>
+        </w:rPr>
         <w:t>Test Plan</w:t>
       </w:r>
       <w:r>
@@ -1090,6 +1174,7 @@
           <w:ilvl w:val="0"/>
           <w:numId w:val="3"/>
         </w:numPr>
+        <w:spacing w:after="0" w:line="276" w:lineRule="auto"/>
         <w:rPr>
           <w:rFonts w:ascii="Roboto Mono" w:eastAsia="Roboto Mono" w:hAnsi="Roboto Mono" w:cs="Roboto Mono"/>
         </w:rPr>
@@ -1115,6 +1200,7 @@
           <w:ilvl w:val="0"/>
           <w:numId w:val="3"/>
         </w:numPr>
+        <w:spacing w:after="0" w:line="276" w:lineRule="auto"/>
         <w:rPr>
           <w:rFonts w:ascii="Roboto Mono" w:eastAsia="Roboto Mono" w:hAnsi="Roboto Mono" w:cs="Roboto Mono"/>
         </w:rPr>
@@ -1140,6 +1226,7 @@
           <w:ilvl w:val="0"/>
           <w:numId w:val="3"/>
         </w:numPr>
+        <w:spacing w:after="0" w:line="276" w:lineRule="auto"/>
         <w:rPr>
           <w:rFonts w:ascii="Roboto Mono" w:eastAsia="Roboto Mono" w:hAnsi="Roboto Mono" w:cs="Roboto Mono"/>
         </w:rPr>
@@ -1165,7 +1252,7 @@
           <w:ilvl w:val="0"/>
           <w:numId w:val="3"/>
         </w:numPr>
-        <w:spacing w:after="240"/>
+        <w:spacing w:after="240" w:line="276" w:lineRule="auto"/>
       </w:pPr>
       <w:r>
         <w:rPr>
@@ -1183,7 +1270,7 @@
     </w:p>
     <w:p>
       <w:r>
-        <w:pict w14:anchorId="281176D4">
+        <w:pict w14:anchorId="4F90AE30">
           <v:rect id="_x0000_i1028" style="width:0;height:1.5pt" o:hralign="center" o:hrstd="t" o:hr="t" fillcolor="#a0a0a0" stroked="f"/>
         </w:pict>
       </w:r>
@@ -1207,60 +1294,77 @@
       </w:pPr>
       <w:r>
         <w:rPr>
-          <w:b/>
-          <w:shd w:val="clear" w:color="auto" w:fill="B7B7B7"/>
-        </w:rPr>
-        <w:t># Source</w:t>
-      </w:r>
-      <w:r>
-        <w:rPr>
-          <w:shd w:val="clear" w:color="auto" w:fill="B7B7B7"/>
-        </w:rPr>
-        <w:t xml:space="preserve">: </w:t>
-      </w:r>
-      <w:proofErr w:type="spellStart"/>
-      <w:r>
-        <w:rPr>
-          <w:b/>
-          <w:shd w:val="clear" w:color="auto" w:fill="B7B7B7"/>
-        </w:rPr>
-        <w:t>Chatgpt</w:t>
-      </w:r>
-      <w:proofErr w:type="spellEnd"/>
-      <w:r>
-        <w:rPr>
-          <w:b/>
-          <w:shd w:val="clear" w:color="auto" w:fill="B7B7B7"/>
-        </w:rPr>
-        <w:t xml:space="preserve"> </w:t>
-      </w:r>
-      <w:r>
-        <w:rPr>
-          <w:b/>
-          <w:sz w:val="14"/>
-          <w:szCs w:val="14"/>
-          <w:shd w:val="clear" w:color="auto" w:fill="B7B7B7"/>
-        </w:rPr>
-        <w:t>(GPT</w:t>
-      </w:r>
-      <w:r>
-        <w:rPr>
-          <w:rFonts w:ascii="Cambria Math" w:hAnsi="Cambria Math" w:cs="Cambria Math"/>
-          <w:b/>
-          <w:sz w:val="14"/>
-          <w:szCs w:val="14"/>
-          <w:shd w:val="clear" w:color="auto" w:fill="B7B7B7"/>
+          <w:rFonts w:ascii="Arial" w:eastAsia="Arial" w:hAnsi="Arial" w:cs="Arial"/>
+          <w:b/>
+          <w:color w:val="000000"/>
+          <w:sz w:val="18"/>
+          <w:highlight w:val="lightGray"/>
+        </w:rPr>
+        <w:t># Source: AI Source: Provided by: [Data Path</w:t>
+      </w:r>
+      <w:r>
+        <w:rPr>
+          <w:rFonts w:ascii="Arial" w:eastAsia="Arial" w:hAnsi="Arial" w:cs="Arial"/>
+          <w:color w:val="000000"/>
+          <w:sz w:val="18"/>
+          <w:highlight w:val="lightGray"/>
+        </w:rPr>
+        <w:t xml:space="preserve">: Persons Table -&gt; ID Column: 1, Name_En Column: Motasem Essam] -&gt; </w:t>
+      </w:r>
+      <w:r>
+        <w:rPr>
+          <w:rFonts w:ascii="Arial" w:eastAsia="Arial" w:hAnsi="Arial" w:cs="Arial"/>
+          <w:b/>
+          <w:color w:val="000000"/>
+          <w:sz w:val="18"/>
+          <w:highlight w:val="lightGray"/>
+        </w:rPr>
+        <w:t>From:</w:t>
+      </w:r>
+      <w:r>
+        <w:rPr>
+          <w:rFonts w:ascii="Arial" w:eastAsia="Arial" w:hAnsi="Arial" w:cs="Arial"/>
+          <w:color w:val="000000"/>
+          <w:sz w:val="18"/>
+          <w:highlight w:val="lightGray"/>
+        </w:rPr>
+        <w:t xml:space="preserve"> [Chatgpt (GPT</w:t>
+      </w:r>
+      <w:r>
+        <w:rPr>
+          <w:rFonts w:ascii="Arial" w:eastAsia="Arial" w:hAnsi="Arial" w:cs="Cambria Math"/>
+          <w:color w:val="000000"/>
+          <w:sz w:val="18"/>
+          <w:highlight w:val="lightGray"/>
         </w:rPr>
         <w:t>‑</w:t>
       </w:r>
       <w:r>
         <w:rPr>
-          <w:b/>
-          <w:sz w:val="14"/>
-          <w:szCs w:val="14"/>
-          <w:shd w:val="clear" w:color="auto" w:fill="B7B7B7"/>
-        </w:rPr>
-        <w:t>5 Mini) at [8/22/2025]</w:t>
+          <w:rFonts w:ascii="Arial" w:eastAsia="Arial" w:hAnsi="Arial" w:cs="Arial"/>
+          <w:color w:val="000000"/>
+          <w:sz w:val="18"/>
+          <w:highlight w:val="lightGray"/>
+        </w:rPr>
+        <w:t xml:space="preserve">5 Mini)] </w:t>
+      </w:r>
+      <w:r>
+        <w:rPr>
+          <w:rFonts w:ascii="Arial" w:eastAsia="Arial" w:hAnsi="Arial" w:cs="Arial"/>
+          <w:b/>
+          <w:color w:val="000000"/>
+          <w:sz w:val="18"/>
+          <w:highlight w:val="lightGray"/>
+        </w:rPr>
+        <w:t>on</w:t>
+      </w:r>
+      <w:r>
+        <w:rPr>
+          <w:rFonts w:ascii="Arial" w:eastAsia="Arial" w:hAnsi="Arial"/>
+          <w:sz w:val="18"/>
+          <w:highlight w:val="lightGray"/>
+        </w:rPr>
+        <w:t xml:space="preserve"> [8/22/2025]</w:t>
       </w:r>
     </w:p>
     <w:p>
@@ -1281,18 +1385,19 @@
     </w:p>
     <w:p>
       <w:r>
-        <w:pict w14:anchorId="41085CEF">
+        <w:pict w14:anchorId="7C773642">
           <v:rect id="_x0000_i1029" style="width:0;height:1.5pt" o:hralign="center" o:hrstd="t" o:hr="t" fillcolor="#a0a0a0" stroked="f"/>
         </w:pict>
       </w:r>
     </w:p>
+    <w:p/>
     <w:p/>
     <w:p/>
     <w:sectPr>
       <w:pgSz w:w="12240" w:h="15840"/>
       <w:pgMar w:top="1440" w:right="1440" w:bottom="1440" w:left="1440" w:header="720" w:footer="720" w:gutter="0"/>
-      <w:pgNumType w:start="1"/>
       <w:cols w:space="720"/>
+      <w:docGrid w:linePitch="360"/>
     </w:sectPr>
   </w:body>
 </w:document>
@@ -2051,18 +2156,6 @@
   <w:style w:type="paragraph" w:default="1" w:styleId="Normal">
     <w:name w:val="Normal"/>
     <w:qFormat/>
-    <w:rsid w:val="00DC7F6F"/>
-    <w:pPr>
-      <w:spacing w:after="0" w:line="276" w:lineRule="auto"/>
-    </w:pPr>
-    <w:rPr>
-      <w:rFonts w:ascii="Arial" w:eastAsia="Arial" w:hAnsi="Arial" w:cs="Arial"/>
-      <w:kern w:val="0"/>
-      <w:sz w:val="22"/>
-      <w:szCs w:val="22"/>
-      <w:lang w:val="en"/>
-      <w14:ligatures w14:val="none"/>
-    </w:rPr>
   </w:style>
   <w:style w:type="paragraph" w:styleId="Heading1">
     <w:name w:val="heading 1"/>
@@ -2071,7 +2164,7 @@
     <w:link w:val="Heading1Char"/>
     <w:uiPriority w:val="9"/>
     <w:qFormat/>
-    <w:rsid w:val="007F7106"/>
+    <w:rsid w:val="007B3D31"/>
     <w:pPr>
       <w:keepNext/>
       <w:keepLines/>
@@ -2093,7 +2186,7 @@
     <w:uiPriority w:val="9"/>
     <w:unhideWhenUsed/>
     <w:qFormat/>
-    <w:rsid w:val="007F7106"/>
+    <w:rsid w:val="007B3D31"/>
     <w:pPr>
       <w:keepNext/>
       <w:keepLines/>
@@ -2116,7 +2209,7 @@
     <w:semiHidden/>
     <w:unhideWhenUsed/>
     <w:qFormat/>
-    <w:rsid w:val="007F7106"/>
+    <w:rsid w:val="007B3D31"/>
     <w:pPr>
       <w:keepNext/>
       <w:keepLines/>
@@ -2139,7 +2232,7 @@
     <w:semiHidden/>
     <w:unhideWhenUsed/>
     <w:qFormat/>
-    <w:rsid w:val="007F7106"/>
+    <w:rsid w:val="007B3D31"/>
     <w:pPr>
       <w:keepNext/>
       <w:keepLines/>
@@ -2162,7 +2255,7 @@
     <w:semiHidden/>
     <w:unhideWhenUsed/>
     <w:qFormat/>
-    <w:rsid w:val="007F7106"/>
+    <w:rsid w:val="007B3D31"/>
     <w:pPr>
       <w:keepNext/>
       <w:keepLines/>
@@ -2183,11 +2276,11 @@
     <w:semiHidden/>
     <w:unhideWhenUsed/>
     <w:qFormat/>
-    <w:rsid w:val="007F7106"/>
+    <w:rsid w:val="007B3D31"/>
     <w:pPr>
       <w:keepNext/>
       <w:keepLines/>
-      <w:spacing w:before="40"/>
+      <w:spacing w:before="40" w:after="0"/>
       <w:outlineLvl w:val="5"/>
     </w:pPr>
     <w:rPr>
@@ -2206,11 +2299,11 @@
     <w:semiHidden/>
     <w:unhideWhenUsed/>
     <w:qFormat/>
-    <w:rsid w:val="007F7106"/>
+    <w:rsid w:val="007B3D31"/>
     <w:pPr>
       <w:keepNext/>
       <w:keepLines/>
-      <w:spacing w:before="40"/>
+      <w:spacing w:before="40" w:after="0"/>
       <w:outlineLvl w:val="6"/>
     </w:pPr>
     <w:rPr>
@@ -2227,10 +2320,11 @@
     <w:semiHidden/>
     <w:unhideWhenUsed/>
     <w:qFormat/>
-    <w:rsid w:val="007F7106"/>
+    <w:rsid w:val="007B3D31"/>
     <w:pPr>
       <w:keepNext/>
       <w:keepLines/>
+      <w:spacing w:after="0"/>
       <w:outlineLvl w:val="7"/>
     </w:pPr>
     <w:rPr>
@@ -2249,10 +2343,11 @@
     <w:semiHidden/>
     <w:unhideWhenUsed/>
     <w:qFormat/>
-    <w:rsid w:val="007F7106"/>
+    <w:rsid w:val="007B3D31"/>
     <w:pPr>
       <w:keepNext/>
       <w:keepLines/>
+      <w:spacing w:after="0"/>
       <w:outlineLvl w:val="8"/>
     </w:pPr>
     <w:rPr>
@@ -2292,7 +2387,7 @@
     <w:basedOn w:val="DefaultParagraphFont"/>
     <w:link w:val="Heading1"/>
     <w:uiPriority w:val="9"/>
-    <w:rsid w:val="007F7106"/>
+    <w:rsid w:val="007B3D31"/>
     <w:rPr>
       <w:rFonts w:asciiTheme="majorHAnsi" w:eastAsiaTheme="majorEastAsia" w:hAnsiTheme="majorHAnsi" w:cstheme="majorBidi"/>
       <w:color w:val="2F5496" w:themeColor="accent1" w:themeShade="BF"/>
@@ -2305,7 +2400,7 @@
     <w:basedOn w:val="DefaultParagraphFont"/>
     <w:link w:val="Heading2"/>
     <w:uiPriority w:val="9"/>
-    <w:rsid w:val="007F7106"/>
+    <w:rsid w:val="007B3D31"/>
     <w:rPr>
       <w:rFonts w:asciiTheme="majorHAnsi" w:eastAsiaTheme="majorEastAsia" w:hAnsiTheme="majorHAnsi" w:cstheme="majorBidi"/>
       <w:color w:val="2F5496" w:themeColor="accent1" w:themeShade="BF"/>
@@ -2319,7 +2414,7 @@
     <w:link w:val="Heading3"/>
     <w:uiPriority w:val="9"/>
     <w:semiHidden/>
-    <w:rsid w:val="007F7106"/>
+    <w:rsid w:val="007B3D31"/>
     <w:rPr>
       <w:rFonts w:eastAsiaTheme="majorEastAsia" w:cstheme="majorBidi"/>
       <w:color w:val="2F5496" w:themeColor="accent1" w:themeShade="BF"/>
@@ -2333,7 +2428,7 @@
     <w:link w:val="Heading4"/>
     <w:uiPriority w:val="9"/>
     <w:semiHidden/>
-    <w:rsid w:val="007F7106"/>
+    <w:rsid w:val="007B3D31"/>
     <w:rPr>
       <w:rFonts w:eastAsiaTheme="majorEastAsia" w:cstheme="majorBidi"/>
       <w:i/>
@@ -2347,7 +2442,7 @@
     <w:link w:val="Heading5"/>
     <w:uiPriority w:val="9"/>
     <w:semiHidden/>
-    <w:rsid w:val="007F7106"/>
+    <w:rsid w:val="007B3D31"/>
     <w:rPr>
       <w:rFonts w:eastAsiaTheme="majorEastAsia" w:cstheme="majorBidi"/>
       <w:color w:val="2F5496" w:themeColor="accent1" w:themeShade="BF"/>
@@ -2359,7 +2454,7 @@
     <w:link w:val="Heading6"/>
     <w:uiPriority w:val="9"/>
     <w:semiHidden/>
-    <w:rsid w:val="007F7106"/>
+    <w:rsid w:val="007B3D31"/>
     <w:rPr>
       <w:rFonts w:eastAsiaTheme="majorEastAsia" w:cstheme="majorBidi"/>
       <w:i/>
@@ -2373,7 +2468,7 @@
     <w:link w:val="Heading7"/>
     <w:uiPriority w:val="9"/>
     <w:semiHidden/>
-    <w:rsid w:val="007F7106"/>
+    <w:rsid w:val="007B3D31"/>
     <w:rPr>
       <w:rFonts w:eastAsiaTheme="majorEastAsia" w:cstheme="majorBidi"/>
       <w:color w:val="595959" w:themeColor="text1" w:themeTint="A6"/>
@@ -2385,7 +2480,7 @@
     <w:link w:val="Heading8"/>
     <w:uiPriority w:val="9"/>
     <w:semiHidden/>
-    <w:rsid w:val="007F7106"/>
+    <w:rsid w:val="007B3D31"/>
     <w:rPr>
       <w:rFonts w:eastAsiaTheme="majorEastAsia" w:cstheme="majorBidi"/>
       <w:i/>
@@ -2399,7 +2494,7 @@
     <w:link w:val="Heading9"/>
     <w:uiPriority w:val="9"/>
     <w:semiHidden/>
-    <w:rsid w:val="007F7106"/>
+    <w:rsid w:val="007B3D31"/>
     <w:rPr>
       <w:rFonts w:eastAsiaTheme="majorEastAsia" w:cstheme="majorBidi"/>
       <w:color w:val="272727" w:themeColor="text1" w:themeTint="D8"/>
@@ -2412,7 +2507,7 @@
     <w:link w:val="TitleChar"/>
     <w:uiPriority w:val="10"/>
     <w:qFormat/>
-    <w:rsid w:val="007F7106"/>
+    <w:rsid w:val="007B3D31"/>
     <w:pPr>
       <w:spacing w:after="80" w:line="240" w:lineRule="auto"/>
       <w:contextualSpacing/>
@@ -2430,7 +2525,7 @@
     <w:basedOn w:val="DefaultParagraphFont"/>
     <w:link w:val="Title"/>
     <w:uiPriority w:val="10"/>
-    <w:rsid w:val="007F7106"/>
+    <w:rsid w:val="007B3D31"/>
     <w:rPr>
       <w:rFonts w:asciiTheme="majorHAnsi" w:eastAsiaTheme="majorEastAsia" w:hAnsiTheme="majorHAnsi" w:cstheme="majorBidi"/>
       <w:spacing w:val="-10"/>
@@ -2446,7 +2541,7 @@
     <w:link w:val="SubtitleChar"/>
     <w:uiPriority w:val="11"/>
     <w:qFormat/>
-    <w:rsid w:val="007F7106"/>
+    <w:rsid w:val="007B3D31"/>
     <w:pPr>
       <w:numPr>
         <w:ilvl w:val="1"/>
@@ -2465,7 +2560,7 @@
     <w:basedOn w:val="DefaultParagraphFont"/>
     <w:link w:val="Subtitle"/>
     <w:uiPriority w:val="11"/>
-    <w:rsid w:val="007F7106"/>
+    <w:rsid w:val="007B3D31"/>
     <w:rPr>
       <w:rFonts w:eastAsiaTheme="majorEastAsia" w:cstheme="majorBidi"/>
       <w:color w:val="595959" w:themeColor="text1" w:themeTint="A6"/>
@@ -2481,7 +2576,7 @@
     <w:link w:val="QuoteChar"/>
     <w:uiPriority w:val="29"/>
     <w:qFormat/>
-    <w:rsid w:val="007F7106"/>
+    <w:rsid w:val="007B3D31"/>
     <w:pPr>
       <w:spacing w:before="160"/>
       <w:jc w:val="center"/>
@@ -2497,7 +2592,7 @@
     <w:basedOn w:val="DefaultParagraphFont"/>
     <w:link w:val="Quote"/>
     <w:uiPriority w:val="29"/>
-    <w:rsid w:val="007F7106"/>
+    <w:rsid w:val="007B3D31"/>
     <w:rPr>
       <w:i/>
       <w:iCs/>
@@ -2509,7 +2604,7 @@
     <w:basedOn w:val="Normal"/>
     <w:uiPriority w:val="34"/>
     <w:qFormat/>
-    <w:rsid w:val="007F7106"/>
+    <w:rsid w:val="007B3D31"/>
     <w:pPr>
       <w:ind w:left="720"/>
       <w:contextualSpacing/>
@@ -2520,7 +2615,7 @@
     <w:basedOn w:val="DefaultParagraphFont"/>
     <w:uiPriority w:val="21"/>
     <w:qFormat/>
-    <w:rsid w:val="007F7106"/>
+    <w:rsid w:val="007B3D31"/>
     <w:rPr>
       <w:i/>
       <w:iCs/>
@@ -2534,7 +2629,7 @@
     <w:link w:val="IntenseQuoteChar"/>
     <w:uiPriority w:val="30"/>
     <w:qFormat/>
-    <w:rsid w:val="007F7106"/>
+    <w:rsid w:val="007B3D31"/>
     <w:pPr>
       <w:pBdr>
         <w:top w:val="single" w:sz="4" w:space="10" w:color="2F5496" w:themeColor="accent1" w:themeShade="BF"/>
@@ -2555,7 +2650,7 @@
     <w:basedOn w:val="DefaultParagraphFont"/>
     <w:link w:val="IntenseQuote"/>
     <w:uiPriority w:val="30"/>
-    <w:rsid w:val="007F7106"/>
+    <w:rsid w:val="007B3D31"/>
     <w:rPr>
       <w:i/>
       <w:iCs/>
@@ -2567,7 +2662,7 @@
     <w:basedOn w:val="DefaultParagraphFont"/>
     <w:uiPriority w:val="32"/>
     <w:qFormat/>
-    <w:rsid w:val="007F7106"/>
+    <w:rsid w:val="007B3D31"/>
     <w:rPr>
       <w:b/>
       <w:bCs/>
